--- a/backend/data/corpus/DOC-20211213-043.docx
+++ b/backend/data/corpus/DOC-20211213-043.docx
@@ -63,7 +63,7 @@
           <w:b/>
           <w:sz w:val="21"/>
         </w:rPr>
-        <w:t>Tobias Rusnak, MD, Sable Creek Medical Group, Akron, OH (AR)</w:t>
+        <w:t>Josefina Abernathy, MD, Riverstone Comprehensive Epilepsy Clinic, Hartford, CT (RSM)</w:t>
       </w:r>
     </w:p>
     <w:p>
@@ -71,7 +71,327 @@
         <w:rPr>
           <w:sz w:val="21"/>
         </w:rPr>
-        <w:t>&gt; Titration scheduling is handled by nursing staff, which the practice finds workable.</w:t>
+        <w:t>&gt; Most of the discussion was about the prior-authorization workflow, which went live without much warning.</w:t>
+      </w:r>
+    </w:p>
+    <w:p>
+      <w:r>
+        <w:rPr>
+          <w:sz w:val="21"/>
+        </w:rPr>
+        <w:t>&gt; Described the practice as early in its experience here, with nothing to report yet.</w:t>
+      </w:r>
+    </w:p>
+    <w:p>
+      <w:r>
+        <w:rPr>
+          <w:sz w:val="21"/>
+        </w:rPr>
+        <w:t>&gt; Closed there — no product discussion.</w:t>
+      </w:r>
+    </w:p>
+    <w:p>
+      <w:r>
+        <w:rPr>
+          <w:sz w:val="21"/>
+        </w:rPr>
+        <w:t>&gt; Noted that formulary questions remains the slowest step and that this is not specific to any one product.</w:t>
+      </w:r>
+    </w:p>
+    <w:p>
+      <w:r>
+        <w:rPr>
+          <w:sz w:val="21"/>
+        </w:rPr>
+        <w:t>&gt; Described a preference for slower titration in general, unrelated to any particular patient.</w:t>
+      </w:r>
+    </w:p>
+    <w:p>
+      <w:r>
+        <w:rPr>
+          <w:sz w:val="21"/>
+        </w:rPr>
+      </w:r>
+    </w:p>
+    <w:p>
+      <w:r>
+        <w:rPr>
+          <w:b/>
+          <w:sz w:val="21"/>
+        </w:rPr>
+        <w:t>Odalys Stanhope, MD, Copperfield Neurology Institute, Trenton, NJ (RSM)</w:t>
+      </w:r>
+    </w:p>
+    <w:p>
+      <w:r>
+        <w:rPr>
+          <w:sz w:val="21"/>
+        </w:rPr>
+        <w:t>&gt; Caught a twenty-minute window at the nurses' station between patients.</w:t>
+      </w:r>
+    </w:p>
+    <w:p>
+      <w:r>
+        <w:rPr>
+          <w:sz w:val="21"/>
+        </w:rPr>
+        <w:t>&gt; Onboarding one of the nurse practitioners is the current preoccupation here.</w:t>
+      </w:r>
+    </w:p>
+    <w:p>
+      <w:r>
+        <w:rPr>
+          <w:sz w:val="21"/>
+        </w:rPr>
+        <w:t>&gt; Monitoring intervals during titration are set by clinic routine here rather than by protocol.</w:t>
+      </w:r>
+    </w:p>
+    <w:p>
+      <w:r>
+        <w:rPr>
+          <w:sz w:val="21"/>
+        </w:rPr>
+        <w:t>&gt; Referral patterns into this clinic have changed, and newly referred patients is a bigger share than it was.</w:t>
+      </w:r>
+    </w:p>
+    <w:p>
+      <w:r>
+        <w:rPr>
+          <w:sz w:val="21"/>
+        </w:rPr>
+        <w:t>&gt; Agreed to reconnect at the next visit; nothing that needed follow-up.</w:t>
+      </w:r>
+    </w:p>
+    <w:p>
+      <w:r>
+        <w:rPr>
+          <w:sz w:val="21"/>
+        </w:rPr>
+      </w:r>
+    </w:p>
+    <w:p>
+      <w:r>
+        <w:rPr>
+          <w:b/>
+          <w:sz w:val="21"/>
+        </w:rPr>
+        <w:t>Malika Whitmore, MD, Highmoor Health Neurology, Sioux Falls, SD (RSM)</w:t>
+      </w:r>
+    </w:p>
+    <w:p>
+      <w:r>
+        <w:rPr>
+          <w:sz w:val="21"/>
+        </w:rPr>
+        <w:t>&gt; Routine follow-up slots looks better than last year since the summer, which shapes how much time there is for anything else.</w:t>
+      </w:r>
+    </w:p>
+    <w:p>
+      <w:r>
+        <w:rPr>
+          <w:sz w:val="21"/>
+        </w:rPr>
+        <w:t>&gt; Benefit verification is the step that most often delays a start here.</w:t>
+      </w:r>
+    </w:p>
+    <w:p>
+      <w:r>
+        <w:rPr>
+          <w:sz w:val="21"/>
+        </w:rPr>
+        <w:t>&gt; Monitoring intervals during titration are set by clinic routine here rather than by protocol.</w:t>
+      </w:r>
+    </w:p>
+    <w:p>
+      <w:r>
+        <w:rPr>
+          <w:sz w:val="21"/>
+        </w:rPr>
+        <w:t>&gt; Described the practice as early in its experience here, with nothing to report yet.</w:t>
+      </w:r>
+    </w:p>
+    <w:p>
+      <w:r>
+        <w:rPr>
+          <w:sz w:val="21"/>
+        </w:rPr>
+      </w:r>
+    </w:p>
+    <w:p>
+      <w:r>
+        <w:rPr>
+          <w:b/>
+          <w:sz w:val="21"/>
+        </w:rPr>
+        <w:t>Adaeze Brannigan, MD, Foxglove Health Neurology, Springfield, MO (RSM)</w:t>
+      </w:r>
+    </w:p>
+    <w:p>
+      <w:r>
+        <w:rPr>
+          <w:sz w:val="21"/>
+        </w:rPr>
+        <w:t>&gt; Stopped by in the shared office for a rushed conversation.</w:t>
+      </w:r>
+    </w:p>
+    <w:p>
+      <w:r>
+        <w:rPr>
+          <w:sz w:val="21"/>
+        </w:rPr>
+        <w:t>&gt; This practice is still building familiarity with the product and had no clinical points to raise.</w:t>
+      </w:r>
+    </w:p>
+    <w:p>
+      <w:r>
+        <w:rPr>
+          <w:sz w:val="21"/>
+        </w:rPr>
+        <w:t>&gt; Agreed to reconnect at a follow-up appointment; no product discussion.</w:t>
+      </w:r>
+    </w:p>
+    <w:p>
+      <w:r>
+        <w:rPr>
+          <w:sz w:val="21"/>
+        </w:rPr>
+        <w:t>&gt; Mostly small talk about the program and the venue.</w:t>
+      </w:r>
+    </w:p>
+    <w:p>
+      <w:r>
+        <w:rPr>
+          <w:sz w:val="21"/>
+        </w:rPr>
+      </w:r>
+    </w:p>
+    <w:p>
+      <w:r>
+        <w:rPr>
+          <w:b/>
+          <w:sz w:val="21"/>
+        </w:rPr>
+        <w:t>Bastian Dellacroix, MD, Bluestem Comprehensive Epilepsy Clinic, Manchester, NH (RSM)</w:t>
+      </w:r>
+    </w:p>
+    <w:p>
+      <w:r>
+        <w:rPr>
+          <w:sz w:val="21"/>
+        </w:rPr>
+        <w:t>&gt; Caught a twenty-minute window outside the EEG suite between patients.</w:t>
+      </w:r>
+    </w:p>
+    <w:p>
+      <w:r>
+        <w:rPr>
+          <w:sz w:val="21"/>
+        </w:rPr>
+        <w:t>&gt; Compared notes on which sessions were worth the time.</w:t>
+      </w:r>
+    </w:p>
+    <w:p>
+      <w:r>
+        <w:rPr>
+          <w:sz w:val="21"/>
+        </w:rPr>
+        <w:t>&gt; Agreed to reconnect at the following quarter; no product discussion.</w:t>
+      </w:r>
+    </w:p>
+    <w:p>
+      <w:r>
+        <w:rPr>
+          <w:sz w:val="21"/>
+        </w:rPr>
+        <w:t>&gt; Most of the discussion was about the phone triage line, which is being piloted this quarter.</w:t>
+      </w:r>
+    </w:p>
+    <w:p>
+      <w:r>
+        <w:rPr>
+          <w:sz w:val="21"/>
+        </w:rPr>
+        <w:t>&gt; Talked through the older half of the panel in general terms, without any specific case.</w:t>
+      </w:r>
+    </w:p>
+    <w:p>
+      <w:r>
+        <w:rPr>
+          <w:sz w:val="21"/>
+        </w:rPr>
+      </w:r>
+    </w:p>
+    <w:p>
+      <w:r>
+        <w:rPr>
+          <w:b/>
+          <w:sz w:val="21"/>
+        </w:rPr>
+        <w:t>Omar Haddad, MD, Beacon Hill Epilepsy Center, Providence, RI (RSM)</w:t>
+      </w:r>
+    </w:p>
+    <w:p>
+      <w:r>
+        <w:rPr>
+          <w:sz w:val="21"/>
+        </w:rPr>
+        <w:t>&gt; A half-hour conversation in the back office, mostly logistics.</w:t>
+      </w:r>
+    </w:p>
+    <w:p>
+      <w:r>
+        <w:rPr>
+          <w:sz w:val="21"/>
+        </w:rPr>
+        <w:t>&gt; Talked through the pediatric-to-adult transfers in general terms, without any specific case.</w:t>
+      </w:r>
+    </w:p>
+    <w:p>
+      <w:r>
+        <w:rPr>
+          <w:sz w:val="21"/>
+        </w:rPr>
+        <w:t>&gt; Monitoring intervals during titration are set by clinic routine here rather than by protocol.</w:t>
+      </w:r>
+    </w:p>
+    <w:p>
+      <w:r>
+        <w:rPr>
+          <w:sz w:val="21"/>
+        </w:rPr>
+        <w:t>&gt; The appeals process is handled by one person here, which came up as a general frustration.</w:t>
+      </w:r>
+    </w:p>
+    <w:p>
+      <w:r>
+        <w:rPr>
+          <w:sz w:val="21"/>
+        </w:rPr>
+        <w:t>&gt; Mentioned a session summary from a colleague but did not raise any specific finding.</w:t>
+      </w:r>
+    </w:p>
+    <w:p>
+      <w:r>
+        <w:rPr>
+          <w:sz w:val="21"/>
+        </w:rPr>
+      </w:r>
+    </w:p>
+    <w:p>
+      <w:r>
+        <w:rPr>
+          <w:b/>
+          <w:sz w:val="21"/>
+        </w:rPr>
+        <w:t>Susan Ratliff, MD, Harborlight Neurology, Portland, ME (AR)</w:t>
+      </w:r>
+    </w:p>
+    <w:p>
+      <w:r>
+        <w:rPr>
+          <w:sz w:val="21"/>
+        </w:rPr>
+        <w:t>&gt; Titration habits came up in general terms; no specifics were discussed and none were offered.</w:t>
       </w:r>
     </w:p>
     <w:p>
@@ -87,7 +407,7 @@
         <w:rPr>
           <w:sz w:val="21"/>
         </w:rPr>
-        <w:t>&gt; Spent some time on the surgical workup list and how workup decisions get sequenced.</w:t>
+        <w:t>&gt; This practice is still building familiarity with the product and had no clinical points to raise.</w:t>
       </w:r>
     </w:p>
     <w:p>
@@ -95,15 +415,7 @@
         <w:rPr>
           <w:sz w:val="21"/>
         </w:rPr>
-        <w:t>&gt; No materials requested this time. Asked about safety and confirmed nothing to report.</w:t>
-      </w:r>
-    </w:p>
-    <w:p>
-      <w:r>
-        <w:rPr>
-          <w:sz w:val="21"/>
-        </w:rPr>
-        <w:t>&gt; Noted that formulary questions varies by payer and that this is not specific to any one product.</w:t>
+        <w:t>&gt; Referenced a case series someone forwarded in passing.</w:t>
       </w:r>
     </w:p>
     <w:p>
@@ -119,7 +431,7 @@
           <w:b/>
           <w:sz w:val="21"/>
         </w:rPr>
-        <w:t>Mairead Rusnak, MD, Foxglove Health Neurology, Portland, ME (AR)</w:t>
+        <w:t>Jaromir Steinmetz, MD, Windrow Neuroscience Center, Lakeland, FL (AR)</w:t>
       </w:r>
     </w:p>
     <w:p>
@@ -127,7 +439,7 @@
         <w:rPr>
           <w:sz w:val="21"/>
         </w:rPr>
-        <w:t>&gt; A rushed conversation in the shared office, mostly logistics.</w:t>
+        <w:t>&gt; A brief visit by the scheduling desk; the schedule was tight.</w:t>
       </w:r>
     </w:p>
     <w:p>
@@ -135,7 +447,7 @@
         <w:rPr>
           <w:sz w:val="21"/>
         </w:rPr>
-        <w:t>&gt; Compared notes on which sessions were worth the time.</w:t>
+        <w:t>&gt; Most of the discussion was about the phone triage line, which went live without much warning.</w:t>
       </w:r>
     </w:p>
     <w:p>
@@ -143,15 +455,7 @@
         <w:rPr>
           <w:sz w:val="21"/>
         </w:rPr>
-        <w:t>&gt; Titration habits came up in general terms; no specifics were discussed and none were offered.</w:t>
-      </w:r>
-    </w:p>
-    <w:p>
-      <w:r>
-        <w:rPr>
-          <w:sz w:val="21"/>
-        </w:rPr>
-        <w:t>&gt; Noted that the appeals process is handled by one person here and that this is not specific to any one product.</w:t>
+        <w:t>&gt; Agreed to reconnect at a call later this month; nothing that needed follow-up.</w:t>
       </w:r>
     </w:p>
     <w:p>
@@ -167,7 +471,7 @@
           <w:b/>
           <w:sz w:val="21"/>
         </w:rPr>
-        <w:t>Lachlan Dunmore, MD, Sandhill Neuroscience Center, Reno, NV (RSM)</w:t>
+        <w:t>Darius Kirkpatrick, MD, Ironwood Neurology Associates, Akron, OH (RSM)</w:t>
       </w:r>
     </w:p>
     <w:p>
@@ -175,71 +479,7 @@
         <w:rPr>
           <w:sz w:val="21"/>
         </w:rPr>
-        <w:t>&gt; Described the practice as early in its experience here, with nothing to report yet.</w:t>
-      </w:r>
-    </w:p>
-    <w:p>
-      <w:r>
-        <w:rPr>
-          <w:sz w:val="21"/>
-        </w:rPr>
-        <w:t>&gt; Mostly small talk about the program and the venue.</w:t>
-      </w:r>
-    </w:p>
-    <w:p>
-      <w:r>
-        <w:rPr>
-          <w:sz w:val="21"/>
-        </w:rPr>
-        <w:t>&gt; Onboarding the clinic pharmacist is the current preoccupation here.</w:t>
-      </w:r>
-    </w:p>
-    <w:p>
-      <w:r>
-        <w:rPr>
-          <w:sz w:val="21"/>
-        </w:rPr>
-        <w:t>&gt; Agreed to reconnect at the next visit; no product discussion.</w:t>
-      </w:r>
-    </w:p>
-    <w:p>
-      <w:r>
-        <w:rPr>
-          <w:sz w:val="21"/>
-        </w:rPr>
-        <w:t>&gt; Most of the discussion was about the referral intake process, which has not settled.</w:t>
-      </w:r>
-    </w:p>
-    <w:p>
-      <w:r>
-        <w:rPr>
-          <w:sz w:val="21"/>
-        </w:rPr>
-      </w:r>
-    </w:p>
-    <w:p>
-      <w:r>
-        <w:rPr>
-          <w:b/>
-          <w:sz w:val="21"/>
-        </w:rPr>
-        <w:t>Gemma Barrowman, MD, Ember Lake Medical Group, Santa Fe, NM (RSM)</w:t>
-      </w:r>
-    </w:p>
-    <w:p>
-      <w:r>
-        <w:rPr>
-          <w:sz w:val="21"/>
-        </w:rPr>
-        <w:t>&gt; A brief visit in the conference room; the schedule was tight.</w:t>
-      </w:r>
-    </w:p>
-    <w:p>
-      <w:r>
-        <w:rPr>
-          <w:sz w:val="21"/>
-        </w:rPr>
-        <w:t>&gt; This practice is still building familiarity with the product and had no clinical points to raise.</w:t>
+        <w:t>&gt; An unexpectedly long conversation at the nurses' station, mostly logistics.</w:t>
       </w:r>
     </w:p>
     <w:p>
@@ -255,263 +495,7 @@
         <w:rPr>
           <w:sz w:val="21"/>
         </w:rPr>
-        <w:t>&gt; Benefit verification is the step that most often delays a start here.</w:t>
-      </w:r>
-    </w:p>
-    <w:p>
-      <w:r>
-        <w:rPr>
-          <w:sz w:val="21"/>
-        </w:rPr>
-      </w:r>
-    </w:p>
-    <w:p>
-      <w:r>
-        <w:rPr>
-          <w:b/>
-          <w:sz w:val="21"/>
-        </w:rPr>
-        <w:t>Bastian Grierson, MD, Copperfield Neurology Institute, Trenton, NJ (RSM)</w:t>
-      </w:r>
-    </w:p>
-    <w:p>
-      <w:r>
-        <w:rPr>
-          <w:sz w:val="21"/>
-        </w:rPr>
-        <w:t>&gt; The referral intake process went live without much warning, and that took up the first part of the conversation.</w:t>
-      </w:r>
-    </w:p>
-    <w:p>
-      <w:r>
-        <w:rPr>
-          <w:sz w:val="21"/>
-        </w:rPr>
-        <w:t>&gt; Onboarding the epilepsy fellow is the current preoccupation here.</w:t>
-      </w:r>
-    </w:p>
-    <w:p>
-      <w:r>
-        <w:rPr>
-          <w:sz w:val="21"/>
-        </w:rPr>
-        <w:t>&gt; Described a preference for slower titration in general, unrelated to any particular patient.</w:t>
-      </w:r>
-    </w:p>
-    <w:p>
-      <w:r>
-        <w:rPr>
-          <w:sz w:val="21"/>
-        </w:rPr>
-        <w:t>&gt; Talked through long-standing patients in general terms, without any specific case.</w:t>
-      </w:r>
-    </w:p>
-    <w:p>
-      <w:r>
-        <w:rPr>
-          <w:sz w:val="21"/>
-        </w:rPr>
-        <w:t>&gt; Coverage paperwork has improved somewhat, which came up as a general frustration.</w:t>
-      </w:r>
-    </w:p>
-    <w:p>
-      <w:r>
-        <w:rPr>
-          <w:sz w:val="21"/>
-        </w:rPr>
-      </w:r>
-    </w:p>
-    <w:p>
-      <w:r>
-        <w:rPr>
-          <w:b/>
-          <w:sz w:val="21"/>
-        </w:rPr>
-        <w:t>Kiara Prendergast, MD, Saltmarsh Neurological Care Center, Charleston, SC (AR)</w:t>
-      </w:r>
-    </w:p>
-    <w:p>
-      <w:r>
-        <w:rPr>
-          <w:sz w:val="21"/>
-        </w:rPr>
-        <w:t>&gt; Referenced a session summary from a colleague in passing.</w:t>
-      </w:r>
-    </w:p>
-    <w:p>
-      <w:r>
-        <w:rPr>
-          <w:sz w:val="21"/>
-        </w:rPr>
-        <w:t>&gt; Most of the discussion was about the referral intake process, which went live without much warning.</w:t>
-      </w:r>
-    </w:p>
-    <w:p>
-      <w:r>
-        <w:rPr>
-          <w:sz w:val="21"/>
-        </w:rPr>
-        <w:t>&gt; Described the practice as early in its experience here, with nothing to report yet.</w:t>
-      </w:r>
-    </w:p>
-    <w:p>
-      <w:r>
-        <w:rPr>
-          <w:sz w:val="21"/>
-        </w:rPr>
-        <w:t>&gt; The appeals process is handled by one person here, which came up as a general frustration.</w:t>
-      </w:r>
-    </w:p>
-    <w:p>
-      <w:r>
-        <w:rPr>
-          <w:sz w:val="21"/>
-        </w:rPr>
-      </w:r>
-    </w:p>
-    <w:p>
-      <w:r>
-        <w:rPr>
-          <w:b/>
-          <w:sz w:val="21"/>
-        </w:rPr>
-        <w:t>Rasmus Ashgrove, MD, Northgate Neurology Partners, Waco, TX (RSM)</w:t>
-      </w:r>
-    </w:p>
-    <w:p>
-      <w:r>
-        <w:rPr>
-          <w:sz w:val="21"/>
-        </w:rPr>
-        <w:t>&gt; A compressed visit in the conference room; the schedule was tight.</w:t>
-      </w:r>
-    </w:p>
-    <w:p>
-      <w:r>
-        <w:rPr>
-          <w:sz w:val="21"/>
-        </w:rPr>
-        <w:t>&gt; Described a preference for slower titration in general, unrelated to any particular patient.</w:t>
-      </w:r>
-    </w:p>
-    <w:p>
-      <w:r>
-        <w:rPr>
-          <w:sz w:val="21"/>
-        </w:rPr>
-        <w:t>&gt; Agreed to reconnect at a call later this month; nothing actionable this visit.</w:t>
-      </w:r>
-    </w:p>
-    <w:p>
-      <w:r>
-        <w:rPr>
-          <w:sz w:val="21"/>
-        </w:rPr>
-        <w:t>&gt; Benefit verification is the step that most often delays a start here.</w:t>
-      </w:r>
-    </w:p>
-    <w:p>
-      <w:r>
-        <w:rPr>
-          <w:sz w:val="21"/>
-        </w:rPr>
-      </w:r>
-    </w:p>
-    <w:p>
-      <w:r>
-        <w:rPr>
-          <w:b/>
-          <w:sz w:val="21"/>
-        </w:rPr>
-        <w:t>Felicity Ashgrove, MD, Foxglove Health Neurology, Missoula, MT (RSM)</w:t>
-      </w:r>
-    </w:p>
-    <w:p>
-      <w:r>
-        <w:rPr>
-          <w:sz w:val="21"/>
-        </w:rPr>
         <w:t>&gt; Mostly small talk about the program and the venue.</w:t>
-      </w:r>
-    </w:p>
-    <w:p>
-      <w:r>
-        <w:rPr>
-          <w:sz w:val="21"/>
-        </w:rPr>
-        <w:t>&gt; No product discussion this time. Asked about safety and confirmed nothing to report.</w:t>
-      </w:r>
-    </w:p>
-    <w:p>
-      <w:r>
-        <w:rPr>
-          <w:sz w:val="21"/>
-        </w:rPr>
-        <w:t>&gt; The composition of the older half of the panel has shifted over the last year or two.</w:t>
-      </w:r>
-    </w:p>
-    <w:p>
-      <w:r>
-        <w:rPr>
-          <w:sz w:val="21"/>
-        </w:rPr>
-        <w:t>&gt; Benefit verification is the step that most often delays a start here.</w:t>
-      </w:r>
-    </w:p>
-    <w:p>
-      <w:r>
-        <w:rPr>
-          <w:sz w:val="21"/>
-        </w:rPr>
-        <w:t>&gt; This practice is still building familiarity with the product and had no clinical points to raise.</w:t>
-      </w:r>
-    </w:p>
-    <w:p>
-      <w:r>
-        <w:rPr>
-          <w:sz w:val="21"/>
-        </w:rPr>
-      </w:r>
-    </w:p>
-    <w:p>
-      <w:r>
-        <w:rPr>
-          <w:b/>
-          <w:sz w:val="21"/>
-        </w:rPr>
-        <w:t>Ulrike Wetherby, MD, Juniper Flats Neurology Partners, Fayetteville, NC (RSM)</w:t>
-      </w:r>
-    </w:p>
-    <w:p>
-      <w:r>
-        <w:rPr>
-          <w:sz w:val="21"/>
-        </w:rPr>
-        <w:t>&gt; A half-hour visit in the back office; the schedule was tight.</w:t>
-      </w:r>
-    </w:p>
-    <w:p>
-      <w:r>
-        <w:rPr>
-          <w:sz w:val="21"/>
-        </w:rPr>
-        <w:t>&gt; Onboarding a rotating resident is the current preoccupation here.</w:t>
-      </w:r>
-    </w:p>
-    <w:p>
-      <w:r>
-        <w:rPr>
-          <w:sz w:val="21"/>
-        </w:rPr>
-        <w:t>&gt; No materials requested. Safety items asked about and confirmed none.</w:t>
-      </w:r>
-    </w:p>
-    <w:p>
-      <w:r>
-        <w:rPr>
-          <w:sz w:val="21"/>
-        </w:rPr>
-        <w:t>&gt; Referenced a session summary from a colleague in passing.</w:t>
       </w:r>
     </w:p>
     <w:p>
